--- a/ky/discovery-articles/6.16 Смартфондор.docx
+++ b/ky/discovery-articles/6.16 Смартфондор.docx
@@ -4,580 +4,386 @@
   <w:body>
     <w:p>
       <w:pPr>
-        <w:keepNext/>
-        <w:spacing w:before="280" w:after="120"/>
+        <w:pStyle w:val="Title"/>
+        <w:widowControl/>
       </w:pPr>
       <w:r>
-        <w:rPr>
-          <w:rFonts w:ascii="Calibri" w:hAnsi="Calibri" w:eastAsia="Calibri"/>
-          <w:b/>
-          <w:i w:val="0"/>
-          <w:color w:val="004E8C"/>
-          <w:sz w:val="44"/>
-        </w:rPr>
         <w:t>6.16 Смартфондор</w:t>
       </w:r>
     </w:p>
     <w:p>
       <w:pPr>
-        <w:spacing w:after="80"/>
+        <w:keepNext/>
+        <w:widowControl/>
       </w:pPr>
       <w:r>
         <w:rPr>
-          <w:rFonts w:ascii="Calibri" w:hAnsi="Calibri" w:eastAsia="Calibri"/>
-          <w:b w:val="0"/>
-          <w:i/>
-          <w:color w:val="505050"/>
-          <w:sz w:val="22"/>
+          <w:sz w:val="20"/>
         </w:rPr>
         <w:t>6. Санарип технологиялар, космос жана байланыш</w:t>
       </w:r>
     </w:p>
     <w:p>
       <w:pPr>
-        <w:spacing w:after="200"/>
+        <w:keepNext/>
+        <w:widowControl/>
       </w:pPr>
       <w:r>
         <w:rPr>
-          <w:rFonts w:ascii="Calibri" w:hAnsi="Calibri" w:eastAsia="Calibri"/>
-          <w:b w:val="0"/>
-          <w:i/>
-          <w:sz w:val="22"/>
+          <w:sz w:val="20"/>
         </w:rPr>
-        <w:t>Мезгил: 1992–1994-жылдар (IBM Simon — смартфондун алгачкы үлгүсү); 2007-жыл (iPhone — массалык рыноктогу бурулуш) | Негизги өкүлдөр: IBM (Simon, 1994); Apple (iPhone, 2007, Стив Жобс); Google (Android, 2008)</w:t>
+        <w:t>Мезгил: 1992–1994-жылдар (International Business Machines (IBM) компаниясынын Simon түзмөгү, алгачкы түшүнүк); 2007-жыл (iPhone жана массалык базардагы бурулуш) | Негизги салым кошкондор: IBM (Simon, 1994-жыл); Apple (iPhone, 2007-жыл, Стив Жобс); Google (Android, 2008-жыл)</w:t>
       </w:r>
     </w:p>
     <w:p>
       <w:pPr>
-        <w:spacing w:after="160" w:line="276" w:lineRule="auto"/>
+        <w:widowControl/>
       </w:pPr>
       <w:r>
-        <w:rPr>
-          <w:rFonts w:ascii="Calibri" w:hAnsi="Calibri" w:eastAsia="Calibri"/>
-          <w:b w:val="0"/>
-          <w:i w:val="0"/>
-          <w:sz w:val="22"/>
-        </w:rPr>
-        <w:t>Смартфон — чалууга, интернетке кирүүгө жана сенсордук экран аркылуу колдонмолорду иштетүүгө жөндөмдүү чөнтөк компьютери. 2007-жылдан кийин ал көпчүлүк үчүн санарип дүйнөгө кирүүчү негизги эшикке айланды.</w:t>
+        <w:t>Смартфон — чалган, интернетке чыккан жана сенсордук экранда тиркемелерди иштеткен чөнтөк компьютер. 2007-жылдан кийин көп адамдардын санарип дүйнөгө негизги эшиги болгон.</w:t>
       </w:r>
     </w:p>
     <w:p>
       <w:pPr>
-        <w:keepNext/>
-        <w:spacing w:before="240" w:after="120"/>
+        <w:pStyle w:val="Heading1"/>
+        <w:widowControl/>
       </w:pPr>
       <w:r>
-        <w:rPr>
-          <w:rFonts w:ascii="Calibri" w:hAnsi="Calibri" w:eastAsia="Calibri"/>
-          <w:b/>
-          <w:i w:val="0"/>
-          <w:color w:val="004E8C"/>
-          <w:sz w:val="28"/>
-        </w:rPr>
-        <w:t>Негизги фактылар</w:t>
+        <w:t>Негизги маалыматтар</w:t>
       </w:r>
     </w:p>
     <w:p>
       <w:pPr>
         <w:pStyle w:val="ListBullet"/>
+        <w:widowControl/>
       </w:pPr>
       <w:r>
-        <w:rPr>
-          <w:rFonts w:ascii="Calibri" w:hAnsi="Calibri" w:eastAsia="Calibri"/>
-          <w:b w:val="0"/>
-          <w:i w:val="0"/>
-          <w:sz w:val="22"/>
-        </w:rPr>
-        <w:t>BlackBerry жана Nokia Communicator сыяктуу алгачкы телефондор менен чөнтөк электрондук уюштургучтар келечектеги багытты көрсөткөн</w:t>
+        <w:t>BlackBerry жана Nokia коммуникаторлору сыяктуу мурдагы телефондор менен жеке санарип жардамчылар багыт көрсөткөн.</w:t>
       </w:r>
     </w:p>
     <w:p>
       <w:pPr>
         <w:pStyle w:val="ListBullet"/>
+        <w:widowControl/>
       </w:pPr>
       <w:r>
-        <w:rPr>
-          <w:rFonts w:ascii="Calibri" w:hAnsi="Calibri" w:eastAsia="Calibri"/>
-          <w:b w:val="0"/>
-          <w:i w:val="0"/>
-          <w:sz w:val="22"/>
-        </w:rPr>
-        <w:t>Apple чыгарган iPhone (2007) толук кандуу мобилдик браузерди жана бир нече манжа менен башкарылуучу экранды бириктирип, кийин колдонмолор дүкөнүн сунуштаган</w:t>
+        <w:t>Apple iPhone 2007-жылы толук мобилдик браузерди, бир нече тийүүнү тааныган экранды, кийин тиркеме дүкөнүн бириктирген.</w:t>
       </w:r>
     </w:p>
     <w:p>
       <w:pPr>
         <w:pStyle w:val="ListBullet"/>
+        <w:widowControl/>
       </w:pPr>
       <w:r>
-        <w:rPr>
-          <w:rFonts w:ascii="Calibri" w:hAnsi="Calibri" w:eastAsia="Calibri"/>
-          <w:b w:val="0"/>
-          <w:i w:val="0"/>
-          <w:sz w:val="22"/>
-        </w:rPr>
-        <w:t>Google компаниясынын Android системасы ушундай үлгүнү көптөгөн өндүрүүчүлөргө жеткирген</w:t>
+        <w:t>Google Android окшош моделди көп өндүрүүчүгө ачкан.</w:t>
       </w:r>
     </w:p>
     <w:p>
       <w:pPr>
         <w:pStyle w:val="ListBullet"/>
+        <w:widowControl/>
       </w:pPr>
       <w:r>
-        <w:rPr>
-          <w:rFonts w:ascii="Calibri" w:hAnsi="Calibri" w:eastAsia="Calibri"/>
-          <w:b w:val="0"/>
-          <w:i w:val="0"/>
-          <w:sz w:val="22"/>
-        </w:rPr>
-        <w:t>Бир түзмөктө телефон, камера, GPS жана компьютер бириккен</w:t>
+        <w:t>Түзмөк телефонду, камераны, GPSти жана компьютерди бириктирет.</w:t>
       </w:r>
     </w:p>
     <w:p>
       <w:pPr>
         <w:pStyle w:val="ListBullet"/>
+        <w:widowControl/>
       </w:pPr>
       <w:r>
-        <w:rPr>
-          <w:rFonts w:ascii="Calibri" w:hAnsi="Calibri" w:eastAsia="Calibri"/>
-          <w:b w:val="0"/>
-          <w:i w:val="0"/>
-          <w:sz w:val="22"/>
-        </w:rPr>
-        <w:t>Көп адамдар үчүн смартфон алардын алгачкы жана жалгыз компьютери болуп калды</w:t>
+        <w:t>Көп адам үчүн бул биринчи жана жалгыз компьютер.</w:t>
       </w:r>
     </w:p>
     <w:p>
       <w:pPr>
-        <w:keepNext/>
-        <w:spacing w:before="240" w:after="120"/>
+        <w:pStyle w:val="Heading1"/>
+        <w:widowControl/>
       </w:pPr>
       <w:r>
-        <w:rPr>
-          <w:rFonts w:ascii="Calibri" w:hAnsi="Calibri" w:eastAsia="Calibri"/>
-          <w:b/>
-          <w:i w:val="0"/>
-          <w:color w:val="004E8C"/>
-          <w:sz w:val="28"/>
-        </w:rPr>
-        <w:t>Бул эмне</w:t>
+        <w:t>Бул эмне?</w:t>
       </w:r>
     </w:p>
     <w:p>
       <w:pPr>
-        <w:spacing w:after="160" w:line="276" w:lineRule="auto"/>
+        <w:widowControl/>
       </w:pPr>
       <w:r>
-        <w:rPr>
-          <w:rFonts w:ascii="Calibri" w:hAnsi="Calibri" w:eastAsia="Calibri"/>
-          <w:b w:val="0"/>
-          <w:i w:val="0"/>
-          <w:sz w:val="22"/>
-        </w:rPr>
-        <w:t>Смартфон — жалпы максаттагы компьютерге, сапаттуу сенсордук экранга жана интернетке үзгүлтүксүз туташууга негизделген уюлдук телефон. Колдонмолор карта, төлөм, кабарлашуу же жаңылык сыяктуу өзүнчө иштерди аткарган чакан программалар. GPS, кыймыл сенсору жана камера түзмөккө өзүнүн кайда турганын жана эмнени көрүп жатканын аныктоого жардам берет. Аны чалуу кабыл алган швейцариялык бычакка салыштырууга болот: бир жалпак түзмөк күнүмдүк турмушта телефонду, фотоаппаратты, картаны жана капчыкты алмаштырат.</w:t>
+        <w:t>Смартфон жалпы багыттагы компьютерге, так сенсордук экранга жана үзгүлтүксүз интернет байланышына негизделген мобилдик телефон. Тиркемелер карта, төлөм, кабар же жаңылык үчүн чакан программалар. Глобалдык жайгашууну аныктоо системасы — GPS, кыймыл сенсору жана камера түзмөккө ордун жана айланасын билүүгө жардам берет. Ал шыңгырай да турган көп куралдуу бычак сыяктуу: бир жука түзмөк күнүмдүк көп иште телефон, камера, карта жана капчыкты алмаштырат.</w:t>
       </w:r>
     </w:p>
     <w:p>
       <w:pPr>
-        <w:keepNext/>
-        <w:spacing w:before="240" w:after="120"/>
+        <w:pStyle w:val="Heading1"/>
+        <w:widowControl/>
       </w:pPr>
       <w:r>
-        <w:rPr>
-          <w:rFonts w:ascii="Calibri" w:hAnsi="Calibri" w:eastAsia="Calibri"/>
-          <w:b/>
-          <w:i w:val="0"/>
-          <w:color w:val="004E8C"/>
-          <w:sz w:val="28"/>
-        </w:rPr>
-        <w:t>Аны ким ачкан же ойлоп тапкан</w:t>
+        <w:t xml:space="preserve">Ким ойлоп тапкан</w:t>
       </w:r>
     </w:p>
     <w:p>
       <w:pPr>
-        <w:spacing w:after="160" w:line="276" w:lineRule="auto"/>
+        <w:widowControl/>
       </w:pPr>
       <w:r>
-        <w:rPr>
-          <w:rFonts w:ascii="Calibri" w:hAnsi="Calibri" w:eastAsia="Calibri"/>
-          <w:b w:val="0"/>
-          <w:i w:val="0"/>
-          <w:sz w:val="22"/>
-        </w:rPr>
-        <w:t>IBM Simon (1994), Nokia, BlackBerry жана башка компаниялар акылдуу телефондордун алгачкы түрлөрүн жасашкан. Стив Жобс жетектеген Apple 2007-жылы көп чекиттүү сенсордук экраны жана толук мобилдик браузери бар iPhoneду чыгарган; 2008-жылы App Store программалар рыногун түзгөн. Google көптөгөн аппарат өндүрүүчүлөр менен Androidди дүйнөгө жайылткан. Бул жетишкендикте сенсордук экранды изилдеген адистердин, ARM микросхемаларын долбоорлогондордун жана уюлдук тармак инженерлеринин да салымы чоң. Смартфон — көптөгөн ойлоп табуулардын катмарынан түзүлгөн продукт.</w:t>
+        <w:t>IBMдин Simonу (1994-жыл), Nokia, BlackBerry жана башкалар алгачкы акылдуу телефондорду жасаган. Стив Жобс жетектеген Apple 2007-жылы көп тийүүнү тааныган экран жана толук мобилдик браузери бар iPhone чыгарган. 2008-жылдагы App Store программа базарын түзгөн. Google Androidди көп жабдык өнөктөшү менен дүйнөгө тараткан. Сенсордук экран изилдөөчүлөрү, ARM архитектурасындагы чиптердин долбоорлоочулары — ARMдин тарыхый толук аталышы Advanced RISC Machines; RISC кыскартылган буйруктар топтомуна таянган эсептөө дегенди билдирет — жана мобилдик тармак инженерлери да салым кошкон. Өнүм көп ойлоп табуунун катмарынан турат.</w:t>
       </w:r>
     </w:p>
     <w:p>
       <w:pPr>
-        <w:keepNext/>
-        <w:spacing w:before="240" w:after="120"/>
+        <w:pStyle w:val="Heading1"/>
+        <w:widowControl/>
       </w:pPr>
       <w:r>
-        <w:rPr>
-          <w:rFonts w:ascii="Calibri" w:hAnsi="Calibri" w:eastAsia="Calibri"/>
-          <w:b/>
-          <w:i w:val="0"/>
-          <w:color w:val="004E8C"/>
-          <w:sz w:val="28"/>
-        </w:rPr>
-        <w:t>Качан жана кантип пайда болгон</w:t>
+        <w:t>Качан жана кантип пайда болгон?</w:t>
       </w:r>
     </w:p>
     <w:p>
       <w:pPr>
-        <w:spacing w:after="160" w:line="276" w:lineRule="auto"/>
+        <w:widowControl/>
       </w:pPr>
       <w:r>
-        <w:rPr>
-          <w:rFonts w:ascii="Calibri" w:hAnsi="Calibri" w:eastAsia="Calibri"/>
-          <w:b w:val="0"/>
-          <w:i w:val="0"/>
-          <w:sz w:val="22"/>
-        </w:rPr>
-        <w:t>2000-жылдардын ортосуна келгенде байланыш тармактары жетиштүү ылдамдап, микросхемалар кыйла кичирейген. Wi-Fi, 3G, литий-ион батареялары жана кызматтарга бай интернет смартфондун кеңири жайылышына шарт түздү. Он жылга жетпеген убакытта жеке компьютери болбогон миллиарддаган адам интернетке кошулду. Дүйнөнүн көп бөлүгүндө смартфон үстөл компьютерин басып өтүп, санарип доорго түз киргизди.</w:t>
+        <w:t>2000-жылдардын ортосунда тармак жетиштүү тез, чип жетиштүү кичине болгон. Wi-Fi, үчүнчү муундагы мобилдик байланыш — 3G, литий-ион батареясы жана кызматка толгон веб секирикке шарт түзгөн. Он жыл ичинде мурда жеке компьютери — PCси — жок миллиарддаган адам онлайнга чыккан. Дүйнөнүн көп жеринде смартфон үстөл компьютерин күтпөй эле анын баскычын аттап өткөн.</w:t>
       </w:r>
     </w:p>
     <w:p>
       <w:pPr>
-        <w:keepNext/>
-        <w:spacing w:before="240" w:after="120"/>
+        <w:pStyle w:val="Heading1"/>
+        <w:widowControl/>
       </w:pPr>
       <w:r>
-        <w:rPr>
-          <w:rFonts w:ascii="Calibri" w:hAnsi="Calibri" w:eastAsia="Calibri"/>
-          <w:b/>
-          <w:i w:val="0"/>
-          <w:color w:val="004E8C"/>
-          <w:sz w:val="28"/>
-        </w:rPr>
-        <w:t>Илимий жактан мааниси</w:t>
+        <w:t>Илим үчүн мааниси</w:t>
       </w:r>
     </w:p>
     <w:p>
       <w:pPr>
-        <w:spacing w:after="160" w:line="276" w:lineRule="auto"/>
+        <w:widowControl/>
       </w:pPr>
       <w:r>
-        <w:rPr>
-          <w:rFonts w:ascii="Calibri" w:hAnsi="Calibri" w:eastAsia="Calibri"/>
-          <w:b w:val="0"/>
-          <w:i w:val="0"/>
-          <w:sz w:val="22"/>
-        </w:rPr>
-        <w:t>Смартфон радио байланышты, оптиканы, энергияны башкарууну жана адамга ыңгайлуу интерфейсти бир кичинекей корпуска батырган инженердик жеңиш болду. Көп колдонуучу үчүн мобилдик эсептөө компьютерди колдонуунун негизги түрүнө айланды. Адамдын жайгашкан жери менен көңүл буруусу илимий жана коммерциялык маалыматка айланды. Батареянын химиясы жана тармактагы кечигүү күнүмдүк жашоодо баарына тиешелүү маселе болуп калды. Лаборатория түз маанисинде адамдын колуна көчтү.</w:t>
+        <w:t>Түзмөк радио, оптика, кубат башкаруу жана адамга ыңгайлуу интерфейсти бир корпуска батырган жетишкендик. Көп колдонуучу үчүн мобилдик эсептөө негизги түр болгон. Жайгашуу менен көңүл буруу илимий жана коммерциялык маалыматка айланган. Батарея химиясы жана тармак кечигүүсү баарына маанилүү болуп калган. Лаборатория колго көчкөндөй болгон.</w:t>
       </w:r>
     </w:p>
     <w:p>
       <w:pPr>
-        <w:keepNext/>
-        <w:spacing w:before="240" w:after="120"/>
+        <w:pStyle w:val="Heading1"/>
+        <w:widowControl/>
       </w:pPr>
       <w:r>
-        <w:rPr>
-          <w:rFonts w:ascii="Calibri" w:hAnsi="Calibri" w:eastAsia="Calibri"/>
-          <w:b/>
-          <w:i w:val="0"/>
-          <w:color w:val="004E8C"/>
-          <w:sz w:val="28"/>
-        </w:rPr>
-        <w:t>Кийинки өнүгүүлөргө тийгизген таасири</w:t>
+        <w:t>Кийинки өнүгүүгө тийгизген таасири</w:t>
       </w:r>
     </w:p>
     <w:p>
       <w:pPr>
-        <w:spacing w:after="160" w:line="276" w:lineRule="auto"/>
+        <w:widowControl/>
       </w:pPr>
       <w:r>
-        <w:rPr>
-          <w:rFonts w:ascii="Calibri" w:hAnsi="Calibri" w:eastAsia="Calibri"/>
-          <w:b w:val="0"/>
-          <w:i w:val="0"/>
-          <w:sz w:val="22"/>
-        </w:rPr>
-        <w:t>Планшеттер, тагынма түзмөктөр жана бүтүндөй колдонмолор экономикасы смартфондун артынан өнүктү. Мобилдик төлөм, социалдык медиа жана кадам-кадам навигация көнүмүш адатка айланды. Оңдоонун кыйын болушу, тез эскирүү жана керектүү минералдардын татаал жеткирүү чынжыры — бул өнүгүүнүн көмүскө тарабы. Бүктөлмө экрандар менен түзмөктүн өзүндө иштеген жасалма интеллект ошол эле идеянын кийинки түрлөрү. Телефон камераны, картаны, капчыкты жана гезитти өзүнө сиңирип алды.</w:t>
+        <w:t>Планшет, тагынуучу түзмөк жана бүт тиркеме экономикалары артынан келген. Мобилдик төлөм, социалдык тармак жана бурулуш сайын багыт алуу кадимки адат болгон. Оңдоо кыйынчылыгы, кыска өмүр жана минерал жеткирүү чынжыры — терс тарабы. Бүктөлмө экран жана түзмөктүн өзүндөгү жасалма интеллект ошол эле идеянын кийинки түрлөрү. Телефон камераны, картаны, капчыкты жана гезитти өзүнө алган.</w:t>
       </w:r>
     </w:p>
     <w:p>
       <w:pPr>
-        <w:keepNext/>
-        <w:spacing w:before="240" w:after="120"/>
+        <w:pStyle w:val="Heading1"/>
+        <w:widowControl/>
       </w:pPr>
       <w:r>
-        <w:rPr>
-          <w:rFonts w:ascii="Calibri" w:hAnsi="Calibri" w:eastAsia="Calibri"/>
-          <w:b/>
-          <w:i w:val="0"/>
-          <w:color w:val="004E8C"/>
-          <w:sz w:val="28"/>
-        </w:rPr>
-        <w:t>Адамдардын жашоосун кантип өзгөрткөн</w:t>
+        <w:t>Адамдардын жашоосун кантип өзгөрткөн?</w:t>
       </w:r>
     </w:p>
     <w:p>
       <w:pPr>
-        <w:spacing w:after="160" w:line="276" w:lineRule="auto"/>
+        <w:widowControl/>
       </w:pPr>
       <w:r>
-        <w:rPr>
-          <w:rFonts w:ascii="Calibri" w:hAnsi="Calibri" w:eastAsia="Calibri"/>
-          <w:b w:val="0"/>
-          <w:i w:val="0"/>
-          <w:sz w:val="22"/>
-        </w:rPr>
-        <w:t>Адамдар билимге, банк кызматтарына жана алыстагы туугандарына оңой жетти, бирок ар бир тынч мүнөттү бөлө турган түзмөккө да ээ болду. Жумуш кызматкердин артынан үйүнө чейин барды. Жакшы смартфон жалгыздыктан чыгара турган тепкич болушу мүмкүн; көз карандылык менен көзөмөл болсо тузакка айланат. Коом дайыма жанында жүргөн мындай машина менен мамиле кылуунун этикетин али да үйрөнүп жатат. Бир эле түзмөк адамдарды бири-бирине жакындатып да, көңүлүн мурдагыдан көбүрөөк бөлүп да койду.</w:t>
+        <w:t>Адамдар билимге, банкка жана алыскы үй-бүлөгө жетүү менен кошо ар бир тынчтыкты бөлө алган түзмөккө ээ болгон. Жумуш кызматкерди үйгө чейин ээрчиген. Жакшы телефон обочолуктан чыгууга жардам бере алат; көз карандылык менен аңдуу тузак болушу мүмкүн. Дайыма жанында турган машина үчүн коом дагы эле жүрүм-турум эрежесин үйрөнүп жатат. Жашоо бир эле учурда көбүрөөк байланышкан жана көбүрөөк алаксыган болгон.</w:t>
       </w:r>
     </w:p>
     <w:p>
       <w:pPr>
-        <w:keepNext/>
-        <w:spacing w:before="240" w:after="120"/>
+        <w:pStyle w:val="Heading1"/>
+        <w:widowControl/>
       </w:pPr>
       <w:r>
-        <w:rPr>
-          <w:rFonts w:ascii="Calibri" w:hAnsi="Calibri" w:eastAsia="Calibri"/>
-          <w:b/>
-          <w:i w:val="0"/>
-          <w:color w:val="004E8C"/>
-          <w:sz w:val="28"/>
-        </w:rPr>
-        <w:t>Булактар жана шилтемелер</w:t>
+        <w:t>Булактар жана кошумча окуу</w:t>
       </w:r>
     </w:p>
     <w:p>
       <w:pPr>
-        <w:keepNext/>
-        <w:spacing w:before="240" w:after="120"/>
+        <w:pStyle w:val="Heading2"/>
+        <w:widowControl/>
       </w:pPr>
       <w:r>
         <w:rPr>
-          <w:rFonts w:ascii="Calibri" w:hAnsi="Calibri" w:eastAsia="Calibri"/>
-          <w:b/>
-          <w:i w:val="0"/>
-          <w:color w:val="004E8C"/>
-          <w:sz w:val="24"/>
+          <w:sz w:val="20"/>
         </w:rPr>
-        <w:t>A. Китептер жана негизги илимий эмгектер</w:t>
+        <w:t>Китептер жана негизги илимий эмгектер</w:t>
       </w:r>
     </w:p>
     <w:p>
       <w:pPr>
-        <w:spacing w:after="80"/>
-        <w:ind w:left="360"/>
+        <w:widowControl/>
       </w:pPr>
       <w:r>
         <w:rPr>
-          <w:rFonts w:ascii="Calibri" w:hAnsi="Calibri" w:eastAsia="Calibri"/>
-          <w:b w:val="0"/>
-          <w:i w:val="0"/>
-          <w:sz w:val="22"/>
+          <w:sz w:val="20"/>
         </w:rPr>
         <w:t>1. Isaacson, Walter. Steve Jobs. New York: Simon &amp; Schuster, 2011.</w:t>
       </w:r>
     </w:p>
     <w:p>
       <w:pPr>
-        <w:keepNext/>
-        <w:spacing w:before="240" w:after="120"/>
+        <w:pStyle w:val="Heading2"/>
+        <w:widowControl/>
       </w:pPr>
       <w:r>
         <w:rPr>
-          <w:rFonts w:ascii="Calibri" w:hAnsi="Calibri" w:eastAsia="Calibri"/>
-          <w:b/>
-          <w:i w:val="0"/>
-          <w:color w:val="004E8C"/>
-          <w:sz w:val="24"/>
+          <w:sz w:val="20"/>
         </w:rPr>
-        <w:t>C. Мекемелердин материалдары жана энциклопедиялык булактар</w:t>
+        <w:t>Уюмдардын жана энциклопедиялардын материалдары</w:t>
       </w:r>
     </w:p>
     <w:p>
       <w:pPr>
-        <w:spacing w:after="80"/>
-        <w:ind w:left="360"/>
+        <w:widowControl/>
       </w:pPr>
       <w:r>
         <w:rPr>
-          <w:rFonts w:ascii="Calibri" w:hAnsi="Calibri" w:eastAsia="Calibri"/>
-          <w:b w:val="0"/>
-          <w:i w:val="0"/>
-          <w:sz w:val="22"/>
+          <w:sz w:val="20"/>
         </w:rPr>
-        <w:t>1. Encyclopaedia Britannica. «Смартфон».</w:t>
-      </w:r>
-      <w:r>
-        <w:rPr>
-          <w:rFonts w:ascii="Calibri" w:hAnsi="Calibri" w:eastAsia="Calibri"/>
-          <w:b w:val="0"/>
-          <w:i w:val="0"/>
-          <w:sz w:val="22"/>
-        </w:rPr>
-        <w:t xml:space="preserve"> </w:t>
+        <w:t xml:space="preserve">1. Encyclopaedia Britannica. 'Smartphone.' </w:t>
       </w:r>
       <w:hyperlink r:id="rId9">
         <w:r>
           <w:rPr>
-            <w:rFonts w:ascii="Calibri" w:hAnsi="Calibri" w:eastAsia="Calibri"/>
-            <w:b w:val="0"/>
-            <w:i w:val="0"/>
-            <w:sz w:val="22"/>
-            <w:color w:val="0563C1"/>
-            <w:u w:val="single"/>
+            <w:sz w:val="20"/>
           </w:rPr>
           <w:t>https://www.britannica.com/technology/smartphone</w:t>
         </w:r>
       </w:hyperlink>
+      <w:r>
+        <w:rPr>
+          <w:sz w:val="20"/>
+        </w:rPr>
+      </w:r>
     </w:p>
     <w:p>
       <w:pPr>
-        <w:spacing w:after="80"/>
-        <w:ind w:left="360"/>
+        <w:widowControl/>
       </w:pPr>
       <w:r>
         <w:rPr>
-          <w:rFonts w:ascii="Calibri" w:hAnsi="Calibri" w:eastAsia="Calibri"/>
-          <w:b w:val="0"/>
-          <w:i w:val="0"/>
-          <w:sz w:val="22"/>
+          <w:sz w:val="20"/>
         </w:rPr>
-        <w:t>2. Pew Research Center. Мобилдик технологиялар боюнча маалымат баракчасы.</w:t>
-      </w:r>
-      <w:r>
-        <w:rPr>
-          <w:rFonts w:ascii="Calibri" w:hAnsi="Calibri" w:eastAsia="Calibri"/>
-          <w:b w:val="0"/>
-          <w:i w:val="0"/>
-          <w:sz w:val="22"/>
-        </w:rPr>
-        <w:t xml:space="preserve"> </w:t>
+        <w:t xml:space="preserve">2. Pew Research Center. Mobile fact sheet. </w:t>
       </w:r>
       <w:hyperlink r:id="rId10">
         <w:r>
           <w:rPr>
-            <w:rFonts w:ascii="Calibri" w:hAnsi="Calibri" w:eastAsia="Calibri"/>
-            <w:b w:val="0"/>
-            <w:i w:val="0"/>
-            <w:sz w:val="22"/>
-            <w:color w:val="0563C1"/>
-            <w:u w:val="single"/>
+            <w:sz w:val="20"/>
           </w:rPr>
           <w:t>https://www.pewresearch.org/internet/fact-sheet/mobile/</w:t>
         </w:r>
       </w:hyperlink>
-    </w:p>
-    <w:p>
-      <w:pPr>
-        <w:keepNext/>
-        <w:spacing w:before="240" w:after="120"/>
-      </w:pPr>
       <w:r>
         <w:rPr>
-          <w:rFonts w:ascii="Calibri" w:hAnsi="Calibri" w:eastAsia="Calibri"/>
-          <w:b/>
-          <w:i w:val="0"/>
-          <w:color w:val="004E8C"/>
-          <w:sz w:val="24"/>
+          <w:sz w:val="20"/>
         </w:rPr>
-        <w:t>D. Музейлердин, архивдердин жана китепканалардын материалдары</w:t>
       </w:r>
     </w:p>
     <w:p>
       <w:pPr>
-        <w:spacing w:after="80"/>
-        <w:ind w:left="360"/>
+        <w:pStyle w:val="Heading2"/>
+        <w:widowControl/>
       </w:pPr>
       <w:r>
         <w:rPr>
-          <w:rFonts w:ascii="Calibri" w:hAnsi="Calibri" w:eastAsia="Calibri"/>
-          <w:b w:val="0"/>
-          <w:i w:val="0"/>
-          <w:sz w:val="22"/>
+          <w:sz w:val="20"/>
         </w:rPr>
-        <w:t>1. Computer History Museum. Мобилдик эсептөө боюнча жыйнактар жана көргөзмөлөр.</w:t>
+        <w:t>Музейлердин, архивдердин жана китепканалардын материалдары</w:t>
       </w:r>
+    </w:p>
+    <w:p>
+      <w:pPr>
+        <w:widowControl/>
+      </w:pPr>
       <w:r>
         <w:rPr>
-          <w:rFonts w:ascii="Calibri" w:hAnsi="Calibri" w:eastAsia="Calibri"/>
-          <w:b w:val="0"/>
-          <w:i w:val="0"/>
-          <w:sz w:val="22"/>
+          <w:sz w:val="20"/>
         </w:rPr>
-        <w:t xml:space="preserve"> </w:t>
+        <w:t xml:space="preserve">1. Computer History Museum. Mobile computing collections and exhibits. </w:t>
       </w:r>
       <w:hyperlink r:id="rId11">
         <w:r>
           <w:rPr>
-            <w:rFonts w:ascii="Calibri" w:hAnsi="Calibri" w:eastAsia="Calibri"/>
-            <w:b w:val="0"/>
-            <w:i w:val="0"/>
-            <w:sz w:val="22"/>
-            <w:color w:val="0563C1"/>
-            <w:u w:val="single"/>
+            <w:sz w:val="20"/>
           </w:rPr>
           <w:t>https://computerhistory.org/</w:t>
         </w:r>
       </w:hyperlink>
-    </w:p>
-    <w:p>
-      <w:pPr>
-        <w:keepNext/>
-        <w:spacing w:before="240" w:after="120"/>
-      </w:pPr>
       <w:r>
         <w:rPr>
-          <w:rFonts w:ascii="Calibri" w:hAnsi="Calibri" w:eastAsia="Calibri"/>
-          <w:b/>
-          <w:i w:val="0"/>
-          <w:color w:val="004E8C"/>
-          <w:sz w:val="24"/>
+          <w:sz w:val="20"/>
         </w:rPr>
-        <w:t>H. Кесиптик коомдордун жана стандартташтыруу уюмдарынын материалдары</w:t>
       </w:r>
     </w:p>
     <w:p>
       <w:pPr>
-        <w:spacing w:after="80"/>
-        <w:ind w:left="360"/>
+        <w:pStyle w:val="Heading2"/>
+        <w:widowControl/>
       </w:pPr>
       <w:r>
         <w:rPr>
-          <w:rFonts w:ascii="Calibri" w:hAnsi="Calibri" w:eastAsia="Calibri"/>
-          <w:b w:val="0"/>
-          <w:i w:val="0"/>
-          <w:sz w:val="22"/>
+          <w:sz w:val="20"/>
         </w:rPr>
-        <w:t>1. IEEE Spectrum. iPhone жана мобилдик платформалардын тарыхы боюнча материалдар.</w:t>
+        <w:t>Кесиптик коомдор жана стандартташтыруу уюмдары</w:t>
       </w:r>
+    </w:p>
+    <w:p>
+      <w:pPr>
+        <w:widowControl/>
+      </w:pPr>
       <w:r>
         <w:rPr>
-          <w:rFonts w:ascii="Calibri" w:hAnsi="Calibri" w:eastAsia="Calibri"/>
-          <w:b w:val="0"/>
-          <w:i w:val="0"/>
-          <w:sz w:val="22"/>
+          <w:sz w:val="20"/>
         </w:rPr>
-        <w:t xml:space="preserve"> </w:t>
+        <w:t xml:space="preserve">1. IEEE Spectrum. Histories of the iPhone and mobile platforms. </w:t>
       </w:r>
       <w:hyperlink r:id="rId12">
         <w:r>
           <w:rPr>
-            <w:rFonts w:ascii="Calibri" w:hAnsi="Calibri" w:eastAsia="Calibri"/>
-            <w:b w:val="0"/>
-            <w:i w:val="0"/>
-            <w:sz w:val="22"/>
-            <w:color w:val="0563C1"/>
-            <w:u w:val="single"/>
+            <w:sz w:val="20"/>
           </w:rPr>
           <w:t>https://spectrum.ieee.org/</w:t>
         </w:r>
       </w:hyperlink>
+      <w:r>
+        <w:rPr>
+          <w:sz w:val="20"/>
+        </w:rPr>
+      </w:r>
     </w:p>
     <w:sectPr>
-      <w:pgSz w:w="12240" w:h="15840"/>
-      <w:pgMar w:top="1296" w:right="1440" w:bottom="1296" w:left="1440" w:header="720" w:footer="720" w:gutter="0"/>
+      <w:footerReference w:type="default" r:id="rId13"/>
+      <w:pgSz w:w="11906" w:h="16838"/>
+      <w:pgMar w:top="1020" w:right="1134" w:bottom="1020" w:left="1134" w:header="720" w:footer="720" w:gutter="0"/>
       <w:cols w:space="720"/>
       <w:docGrid w:linePitch="360"/>
     </w:sectPr>
   </w:body>
 </w:document>
+</file>
+
+<file path=word/footer1.xml><?xml version="1.0" encoding="utf-8"?>
+<w:ftr xmlns:m="http://schemas.openxmlformats.org/officeDocument/2006/math" xmlns:mc="http://schemas.openxmlformats.org/markup-compatibility/2006" xmlns:mo="http://schemas.microsoft.com/office/mac/office/2008/main" xmlns:mv="urn:schemas-microsoft-com:mac:vml" xmlns:o="urn:schemas-microsoft-com:office:office" xmlns:r="http://schemas.openxmlformats.org/officeDocument/2006/relationships" xmlns:v="urn:schemas-microsoft-com:vml" xmlns:w10="urn:schemas-microsoft-com:office:word" xmlns:w14="http://schemas.microsoft.com/office/word/2010/wordml" xmlns:w="http://schemas.openxmlformats.org/wordprocessingml/2006/main" xmlns:wne="http://schemas.microsoft.com/office/word/2006/wordml" xmlns:wp14="http://schemas.microsoft.com/office/word/2010/wordprocessingDrawing" xmlns:wp="http://schemas.openxmlformats.org/drawingml/2006/wordprocessingDrawing" xmlns:wpc="http://schemas.microsoft.com/office/word/2010/wordprocessingCanvas" xmlns:wpg="http://schemas.microsoft.com/office/word/2010/wordprocessingGroup" xmlns:wpi="http://schemas.microsoft.com/office/word/2010/wordprocessingInk" xmlns:wps="http://schemas.microsoft.com/office/word/2010/wordprocessingShape" mc:Ignorable="w14 wp14">
+  <w:p>
+    <w:pPr>
+      <w:pStyle w:val="Footer"/>
+      <w:jc w:val="right"/>
+    </w:pPr>
+    <w:fldSimple w:instr="PAGE"/>
+  </w:p>
+</w:ftr>
 </file>
 
 <file path=word/numbering.xml><?xml version="1.0" encoding="utf-8"?>
@@ -788,7 +594,7 @@
   <w:docDefaults>
     <w:rPrDefault>
       <w:rPr>
-        <w:rFonts w:asciiTheme="minorHAnsi" w:eastAsiaTheme="minorEastAsia" w:hAnsiTheme="minorHAnsi" w:cstheme="minorBidi"/>
+        <w:rFonts/>
         <w:sz w:val="22"/>
         <w:szCs w:val="22"/>
         <w:lang w:val="en-US" w:eastAsia="en-US" w:bidi="ar-SA"/>
@@ -943,6 +749,15 @@
     <w:name w:val="Normal"/>
     <w:qFormat/>
     <w:rsid w:val="00FC693F"/>
+    <w:pPr>
+      <w:spacing w:after="120" w:line="259" w:lineRule="auto"/>
+    </w:pPr>
+    <w:rPr>
+      <w:rFonts w:ascii="Times New Roman" w:hAnsi="Times New Roman"/>
+      <w:color w:val="000000"/>
+      <w:sz w:val="24"/>
+      <w:lang w:val="ky-KG"/>
+    </w:rPr>
   </w:style>
   <w:style w:type="paragraph" w:styleId="Header">
     <w:name w:val="header"/>
@@ -999,16 +814,17 @@
     <w:pPr>
       <w:keepNext/>
       <w:keepLines/>
-      <w:spacing w:before="480" w:after="0"/>
+      <w:spacing w:before="480" w:after="120" w:line="259" w:lineRule="auto"/>
       <w:outlineLvl w:val="0"/>
     </w:pPr>
     <w:rPr>
-      <w:rFonts w:asciiTheme="majorHAnsi" w:eastAsiaTheme="majorEastAsia" w:hAnsiTheme="majorHAnsi" w:cstheme="majorBidi"/>
+      <w:rFonts w:ascii="Times New Roman" w:hAnsi="Times New Roman"/>
       <w:b/>
       <w:bCs/>
-      <w:color w:val="365F91" w:themeColor="accent1" w:themeShade="BF"/>
-      <w:sz w:val="28"/>
+      <w:color w:val="000000"/>
+      <w:sz w:val="26"/>
       <w:szCs w:val="28"/>
+      <w:lang w:val="ky-KG"/>
     </w:rPr>
   </w:style>
   <w:style w:type="paragraph" w:styleId="Heading2">
@@ -1023,16 +839,17 @@
     <w:pPr>
       <w:keepNext/>
       <w:keepLines/>
-      <w:spacing w:before="200" w:after="0"/>
+      <w:spacing w:before="200" w:after="120" w:line="259" w:lineRule="auto"/>
       <w:outlineLvl w:val="1"/>
     </w:pPr>
     <w:rPr>
-      <w:rFonts w:asciiTheme="majorHAnsi" w:eastAsiaTheme="majorEastAsia" w:hAnsiTheme="majorHAnsi" w:cstheme="majorBidi"/>
+      <w:rFonts w:ascii="Times New Roman" w:hAnsi="Times New Roman"/>
       <w:b/>
       <w:bCs/>
-      <w:color w:val="4F81BD" w:themeColor="accent1"/>
+      <w:color w:val="000000"/>
       <w:sz w:val="26"/>
       <w:szCs w:val="26"/>
+      <w:lang w:val="ky-KG"/>
     </w:rPr>
   </w:style>
   <w:style w:type="paragraph" w:styleId="Heading3">
@@ -1051,7 +868,7 @@
       <w:outlineLvl w:val="2"/>
     </w:pPr>
     <w:rPr>
-      <w:rFonts w:asciiTheme="majorHAnsi" w:eastAsiaTheme="majorEastAsia" w:hAnsiTheme="majorHAnsi" w:cstheme="majorBidi"/>
+      <w:rFonts/>
       <w:b/>
       <w:bCs/>
       <w:color w:val="4F81BD" w:themeColor="accent1"/>
@@ -1074,7 +891,7 @@
       <w:outlineLvl w:val="3"/>
     </w:pPr>
     <w:rPr>
-      <w:rFonts w:asciiTheme="majorHAnsi" w:eastAsiaTheme="majorEastAsia" w:hAnsiTheme="majorHAnsi" w:cstheme="majorBidi"/>
+      <w:rFonts/>
       <w:b/>
       <w:bCs/>
       <w:i/>
@@ -1099,7 +916,7 @@
       <w:outlineLvl w:val="4"/>
     </w:pPr>
     <w:rPr>
-      <w:rFonts w:asciiTheme="majorHAnsi" w:eastAsiaTheme="majorEastAsia" w:hAnsiTheme="majorHAnsi" w:cstheme="majorBidi"/>
+      <w:rFonts/>
       <w:color w:val="243F60" w:themeColor="accent1" w:themeShade="7F"/>
     </w:rPr>
   </w:style>
@@ -1120,7 +937,7 @@
       <w:outlineLvl w:val="5"/>
     </w:pPr>
     <w:rPr>
-      <w:rFonts w:asciiTheme="majorHAnsi" w:eastAsiaTheme="majorEastAsia" w:hAnsiTheme="majorHAnsi" w:cstheme="majorBidi"/>
+      <w:rFonts/>
       <w:i/>
       <w:iCs/>
       <w:color w:val="243F60" w:themeColor="accent1" w:themeShade="7F"/>
@@ -1143,7 +960,7 @@
       <w:outlineLvl w:val="6"/>
     </w:pPr>
     <w:rPr>
-      <w:rFonts w:asciiTheme="majorHAnsi" w:eastAsiaTheme="majorEastAsia" w:hAnsiTheme="majorHAnsi" w:cstheme="majorBidi"/>
+      <w:rFonts/>
       <w:i/>
       <w:iCs/>
       <w:color w:val="404040" w:themeColor="text1" w:themeTint="BF"/>
@@ -1166,7 +983,7 @@
       <w:outlineLvl w:val="7"/>
     </w:pPr>
     <w:rPr>
-      <w:rFonts w:asciiTheme="majorHAnsi" w:eastAsiaTheme="majorEastAsia" w:hAnsiTheme="majorHAnsi" w:cstheme="majorBidi"/>
+      <w:rFonts/>
       <w:color w:val="4F81BD" w:themeColor="accent1"/>
       <w:sz w:val="20"/>
       <w:szCs w:val="20"/>
@@ -1189,7 +1006,7 @@
       <w:outlineLvl w:val="8"/>
     </w:pPr>
     <w:rPr>
-      <w:rFonts w:asciiTheme="majorHAnsi" w:eastAsiaTheme="majorEastAsia" w:hAnsiTheme="majorHAnsi" w:cstheme="majorBidi"/>
+      <w:rFonts/>
       <w:i/>
       <w:iCs/>
       <w:color w:val="404040" w:themeColor="text1" w:themeTint="BF"/>
@@ -1240,7 +1057,7 @@
     <w:uiPriority w:val="9"/>
     <w:rsid w:val="00FC693F"/>
     <w:rPr>
-      <w:rFonts w:asciiTheme="majorHAnsi" w:eastAsiaTheme="majorEastAsia" w:hAnsiTheme="majorHAnsi" w:cstheme="majorBidi"/>
+      <w:rFonts/>
       <w:b/>
       <w:bCs/>
       <w:color w:val="365F91" w:themeColor="accent1" w:themeShade="BF"/>
@@ -1255,7 +1072,7 @@
     <w:uiPriority w:val="9"/>
     <w:rsid w:val="00FC693F"/>
     <w:rPr>
-      <w:rFonts w:asciiTheme="majorHAnsi" w:eastAsiaTheme="majorEastAsia" w:hAnsiTheme="majorHAnsi" w:cstheme="majorBidi"/>
+      <w:rFonts/>
       <w:b/>
       <w:bCs/>
       <w:color w:val="4F81BD" w:themeColor="accent1"/>
@@ -1270,7 +1087,7 @@
     <w:uiPriority w:val="9"/>
     <w:rsid w:val="00FC693F"/>
     <w:rPr>
-      <w:rFonts w:asciiTheme="majorHAnsi" w:eastAsiaTheme="majorEastAsia" w:hAnsiTheme="majorHAnsi" w:cstheme="majorBidi"/>
+      <w:rFonts/>
       <w:b/>
       <w:bCs/>
       <w:color w:val="4F81BD" w:themeColor="accent1"/>
@@ -1285,19 +1102,17 @@
     <w:qFormat/>
     <w:rsid w:val="00FC693F"/>
     <w:pPr>
-      <w:pBdr>
-        <w:bottom w:val="single" w:sz="8" w:space="4" w:color="4F81BD" w:themeColor="accent1"/>
-      </w:pBdr>
-      <w:spacing w:after="300" w:line="240" w:lineRule="auto"/>
+      <w:spacing w:after="120" w:line="259" w:lineRule="auto"/>
       <w:contextualSpacing/>
     </w:pPr>
     <w:rPr>
-      <w:rFonts w:asciiTheme="majorHAnsi" w:eastAsiaTheme="majorEastAsia" w:hAnsiTheme="majorHAnsi" w:cstheme="majorBidi"/>
-      <w:color w:val="17365D" w:themeColor="text2" w:themeShade="BF"/>
+      <w:rFonts w:ascii="Times New Roman" w:hAnsi="Times New Roman"/>
+      <w:color w:val="000000"/>
       <w:spacing w:val="5"/>
       <w:kern w:val="28"/>
-      <w:sz w:val="52"/>
+      <w:sz w:val="40"/>
       <w:szCs w:val="52"/>
+      <w:lang w:val="ky-KG"/>
     </w:rPr>
   </w:style>
   <w:style w:type="character" w:customStyle="1" w:styleId="TitleChar">
@@ -1307,7 +1122,7 @@
     <w:uiPriority w:val="10"/>
     <w:rsid w:val="00FC693F"/>
     <w:rPr>
-      <w:rFonts w:asciiTheme="majorHAnsi" w:eastAsiaTheme="majorEastAsia" w:hAnsiTheme="majorHAnsi" w:cstheme="majorBidi"/>
+      <w:rFonts/>
       <w:color w:val="17365D" w:themeColor="text2" w:themeShade="BF"/>
       <w:spacing w:val="5"/>
       <w:kern w:val="28"/>
@@ -1329,7 +1144,7 @@
       </w:numPr>
     </w:pPr>
     <w:rPr>
-      <w:rFonts w:asciiTheme="majorHAnsi" w:eastAsiaTheme="majorEastAsia" w:hAnsiTheme="majorHAnsi" w:cstheme="majorBidi"/>
+      <w:rFonts/>
       <w:i/>
       <w:iCs/>
       <w:color w:val="4F81BD" w:themeColor="accent1"/>
@@ -1345,7 +1160,7 @@
     <w:uiPriority w:val="11"/>
     <w:rsid w:val="00FC693F"/>
     <w:rPr>
-      <w:rFonts w:asciiTheme="majorHAnsi" w:eastAsiaTheme="majorEastAsia" w:hAnsiTheme="majorHAnsi" w:cstheme="majorBidi"/>
+      <w:rFonts/>
       <w:i/>
       <w:iCs/>
       <w:color w:val="4F81BD" w:themeColor="accent1"/>
@@ -1470,8 +1285,15 @@
       <w:numPr>
         <w:numId w:val="1"/>
       </w:numPr>
+      <w:spacing w:after="120" w:line="259" w:lineRule="auto"/>
       <w:contextualSpacing/>
     </w:pPr>
+    <w:rPr>
+      <w:rFonts w:ascii="Times New Roman" w:hAnsi="Times New Roman"/>
+      <w:color w:val="000000"/>
+      <w:sz w:val="24"/>
+      <w:lang w:val="ky-KG"/>
+    </w:rPr>
   </w:style>
   <w:style w:type="paragraph" w:styleId="ListBullet2">
     <w:name w:val="List Bullet 2"/>
@@ -1643,7 +1465,7 @@
     <w:semiHidden/>
     <w:rsid w:val="00FC693F"/>
     <w:rPr>
-      <w:rFonts w:asciiTheme="majorHAnsi" w:eastAsiaTheme="majorEastAsia" w:hAnsiTheme="majorHAnsi" w:cstheme="majorBidi"/>
+      <w:rFonts/>
       <w:b/>
       <w:bCs/>
       <w:i/>
@@ -1659,7 +1481,7 @@
     <w:semiHidden/>
     <w:rsid w:val="00FC693F"/>
     <w:rPr>
-      <w:rFonts w:asciiTheme="majorHAnsi" w:eastAsiaTheme="majorEastAsia" w:hAnsiTheme="majorHAnsi" w:cstheme="majorBidi"/>
+      <w:rFonts/>
       <w:color w:val="243F60" w:themeColor="accent1" w:themeShade="7F"/>
     </w:rPr>
   </w:style>
@@ -1671,7 +1493,7 @@
     <w:semiHidden/>
     <w:rsid w:val="00FC693F"/>
     <w:rPr>
-      <w:rFonts w:asciiTheme="majorHAnsi" w:eastAsiaTheme="majorEastAsia" w:hAnsiTheme="majorHAnsi" w:cstheme="majorBidi"/>
+      <w:rFonts/>
       <w:i/>
       <w:iCs/>
       <w:color w:val="243F60" w:themeColor="accent1" w:themeShade="7F"/>
@@ -1685,7 +1507,7 @@
     <w:semiHidden/>
     <w:rsid w:val="00FC693F"/>
     <w:rPr>
-      <w:rFonts w:asciiTheme="majorHAnsi" w:eastAsiaTheme="majorEastAsia" w:hAnsiTheme="majorHAnsi" w:cstheme="majorBidi"/>
+      <w:rFonts/>
       <w:i/>
       <w:iCs/>
       <w:color w:val="404040" w:themeColor="text1" w:themeTint="BF"/>
@@ -1699,7 +1521,7 @@
     <w:semiHidden/>
     <w:rsid w:val="00FC693F"/>
     <w:rPr>
-      <w:rFonts w:asciiTheme="majorHAnsi" w:eastAsiaTheme="majorEastAsia" w:hAnsiTheme="majorHAnsi" w:cstheme="majorBidi"/>
+      <w:rFonts/>
       <w:color w:val="4F81BD" w:themeColor="accent1"/>
       <w:sz w:val="20"/>
       <w:szCs w:val="20"/>
@@ -1713,7 +1535,7 @@
     <w:semiHidden/>
     <w:rsid w:val="00FC693F"/>
     <w:rPr>
-      <w:rFonts w:asciiTheme="majorHAnsi" w:eastAsiaTheme="majorEastAsia" w:hAnsiTheme="majorHAnsi" w:cstheme="majorBidi"/>
+      <w:rFonts/>
       <w:i/>
       <w:iCs/>
       <w:color w:val="404040" w:themeColor="text1" w:themeTint="BF"/>
@@ -1772,9 +1594,6 @@
     <w:qFormat/>
     <w:rsid w:val="00FC693F"/>
     <w:pPr>
-      <w:pBdr>
-        <w:bottom w:val="single" w:sz="4" w:space="4" w:color="4F81BD" w:themeColor="accent1"/>
-      </w:pBdr>
       <w:spacing w:before="200" w:after="280"/>
       <w:ind w:left="936" w:right="936"/>
     </w:pPr>
@@ -3302,7 +3121,7 @@
         <w:spacing w:before="0" w:after="0" w:line="240" w:lineRule="auto"/>
       </w:pPr>
       <w:rPr>
-        <w:rFonts w:asciiTheme="majorHAnsi" w:eastAsiaTheme="majorEastAsia" w:hAnsiTheme="majorHAnsi" w:cstheme="majorBidi"/>
+        <w:rFonts/>
         <w:b/>
         <w:bCs/>
       </w:rPr>
@@ -3323,7 +3142,7 @@
         <w:spacing w:before="0" w:after="0" w:line="240" w:lineRule="auto"/>
       </w:pPr>
       <w:rPr>
-        <w:rFonts w:asciiTheme="majorHAnsi" w:eastAsiaTheme="majorEastAsia" w:hAnsiTheme="majorHAnsi" w:cstheme="majorBidi"/>
+        <w:rFonts/>
         <w:b/>
         <w:bCs/>
       </w:rPr>
@@ -3341,14 +3160,14 @@
     </w:tblStylePr>
     <w:tblStylePr w:type="firstCol">
       <w:rPr>
-        <w:rFonts w:asciiTheme="majorHAnsi" w:eastAsiaTheme="majorEastAsia" w:hAnsiTheme="majorHAnsi" w:cstheme="majorBidi"/>
+        <w:rFonts/>
         <w:b/>
         <w:bCs/>
       </w:rPr>
     </w:tblStylePr>
     <w:tblStylePr w:type="lastCol">
       <w:rPr>
-        <w:rFonts w:asciiTheme="majorHAnsi" w:eastAsiaTheme="majorEastAsia" w:hAnsiTheme="majorHAnsi" w:cstheme="majorBidi"/>
+        <w:rFonts/>
         <w:b/>
         <w:bCs/>
       </w:rPr>
@@ -3432,7 +3251,7 @@
         <w:spacing w:before="0" w:after="0" w:line="240" w:lineRule="auto"/>
       </w:pPr>
       <w:rPr>
-        <w:rFonts w:asciiTheme="majorHAnsi" w:eastAsiaTheme="majorEastAsia" w:hAnsiTheme="majorHAnsi" w:cstheme="majorBidi"/>
+        <w:rFonts/>
         <w:b/>
         <w:bCs/>
       </w:rPr>
@@ -3453,7 +3272,7 @@
         <w:spacing w:before="0" w:after="0" w:line="240" w:lineRule="auto"/>
       </w:pPr>
       <w:rPr>
-        <w:rFonts w:asciiTheme="majorHAnsi" w:eastAsiaTheme="majorEastAsia" w:hAnsiTheme="majorHAnsi" w:cstheme="majorBidi"/>
+        <w:rFonts/>
         <w:b/>
         <w:bCs/>
       </w:rPr>
@@ -3471,14 +3290,14 @@
     </w:tblStylePr>
     <w:tblStylePr w:type="firstCol">
       <w:rPr>
-        <w:rFonts w:asciiTheme="majorHAnsi" w:eastAsiaTheme="majorEastAsia" w:hAnsiTheme="majorHAnsi" w:cstheme="majorBidi"/>
+        <w:rFonts/>
         <w:b/>
         <w:bCs/>
       </w:rPr>
     </w:tblStylePr>
     <w:tblStylePr w:type="lastCol">
       <w:rPr>
-        <w:rFonts w:asciiTheme="majorHAnsi" w:eastAsiaTheme="majorEastAsia" w:hAnsiTheme="majorHAnsi" w:cstheme="majorBidi"/>
+        <w:rFonts/>
         <w:b/>
         <w:bCs/>
       </w:rPr>
@@ -3562,7 +3381,7 @@
         <w:spacing w:before="0" w:after="0" w:line="240" w:lineRule="auto"/>
       </w:pPr>
       <w:rPr>
-        <w:rFonts w:asciiTheme="majorHAnsi" w:eastAsiaTheme="majorEastAsia" w:hAnsiTheme="majorHAnsi" w:cstheme="majorBidi"/>
+        <w:rFonts/>
         <w:b/>
         <w:bCs/>
       </w:rPr>
@@ -3583,7 +3402,7 @@
         <w:spacing w:before="0" w:after="0" w:line="240" w:lineRule="auto"/>
       </w:pPr>
       <w:rPr>
-        <w:rFonts w:asciiTheme="majorHAnsi" w:eastAsiaTheme="majorEastAsia" w:hAnsiTheme="majorHAnsi" w:cstheme="majorBidi"/>
+        <w:rFonts/>
         <w:b/>
         <w:bCs/>
       </w:rPr>
@@ -3601,14 +3420,14 @@
     </w:tblStylePr>
     <w:tblStylePr w:type="firstCol">
       <w:rPr>
-        <w:rFonts w:asciiTheme="majorHAnsi" w:eastAsiaTheme="majorEastAsia" w:hAnsiTheme="majorHAnsi" w:cstheme="majorBidi"/>
+        <w:rFonts/>
         <w:b/>
         <w:bCs/>
       </w:rPr>
     </w:tblStylePr>
     <w:tblStylePr w:type="lastCol">
       <w:rPr>
-        <w:rFonts w:asciiTheme="majorHAnsi" w:eastAsiaTheme="majorEastAsia" w:hAnsiTheme="majorHAnsi" w:cstheme="majorBidi"/>
+        <w:rFonts/>
         <w:b/>
         <w:bCs/>
       </w:rPr>
@@ -3692,7 +3511,7 @@
         <w:spacing w:before="0" w:after="0" w:line="240" w:lineRule="auto"/>
       </w:pPr>
       <w:rPr>
-        <w:rFonts w:asciiTheme="majorHAnsi" w:eastAsiaTheme="majorEastAsia" w:hAnsiTheme="majorHAnsi" w:cstheme="majorBidi"/>
+        <w:rFonts/>
         <w:b/>
         <w:bCs/>
       </w:rPr>
@@ -3713,7 +3532,7 @@
         <w:spacing w:before="0" w:after="0" w:line="240" w:lineRule="auto"/>
       </w:pPr>
       <w:rPr>
-        <w:rFonts w:asciiTheme="majorHAnsi" w:eastAsiaTheme="majorEastAsia" w:hAnsiTheme="majorHAnsi" w:cstheme="majorBidi"/>
+        <w:rFonts/>
         <w:b/>
         <w:bCs/>
       </w:rPr>
@@ -3731,14 +3550,14 @@
     </w:tblStylePr>
     <w:tblStylePr w:type="firstCol">
       <w:rPr>
-        <w:rFonts w:asciiTheme="majorHAnsi" w:eastAsiaTheme="majorEastAsia" w:hAnsiTheme="majorHAnsi" w:cstheme="majorBidi"/>
+        <w:rFonts/>
         <w:b/>
         <w:bCs/>
       </w:rPr>
     </w:tblStylePr>
     <w:tblStylePr w:type="lastCol">
       <w:rPr>
-        <w:rFonts w:asciiTheme="majorHAnsi" w:eastAsiaTheme="majorEastAsia" w:hAnsiTheme="majorHAnsi" w:cstheme="majorBidi"/>
+        <w:rFonts/>
         <w:b/>
         <w:bCs/>
       </w:rPr>
@@ -3822,7 +3641,7 @@
         <w:spacing w:before="0" w:after="0" w:line="240" w:lineRule="auto"/>
       </w:pPr>
       <w:rPr>
-        <w:rFonts w:asciiTheme="majorHAnsi" w:eastAsiaTheme="majorEastAsia" w:hAnsiTheme="majorHAnsi" w:cstheme="majorBidi"/>
+        <w:rFonts/>
         <w:b/>
         <w:bCs/>
       </w:rPr>
@@ -3843,7 +3662,7 @@
         <w:spacing w:before="0" w:after="0" w:line="240" w:lineRule="auto"/>
       </w:pPr>
       <w:rPr>
-        <w:rFonts w:asciiTheme="majorHAnsi" w:eastAsiaTheme="majorEastAsia" w:hAnsiTheme="majorHAnsi" w:cstheme="majorBidi"/>
+        <w:rFonts/>
         <w:b/>
         <w:bCs/>
       </w:rPr>
@@ -3861,14 +3680,14 @@
     </w:tblStylePr>
     <w:tblStylePr w:type="firstCol">
       <w:rPr>
-        <w:rFonts w:asciiTheme="majorHAnsi" w:eastAsiaTheme="majorEastAsia" w:hAnsiTheme="majorHAnsi" w:cstheme="majorBidi"/>
+        <w:rFonts/>
         <w:b/>
         <w:bCs/>
       </w:rPr>
     </w:tblStylePr>
     <w:tblStylePr w:type="lastCol">
       <w:rPr>
-        <w:rFonts w:asciiTheme="majorHAnsi" w:eastAsiaTheme="majorEastAsia" w:hAnsiTheme="majorHAnsi" w:cstheme="majorBidi"/>
+        <w:rFonts/>
         <w:b/>
         <w:bCs/>
       </w:rPr>
@@ -3952,7 +3771,7 @@
         <w:spacing w:before="0" w:after="0" w:line="240" w:lineRule="auto"/>
       </w:pPr>
       <w:rPr>
-        <w:rFonts w:asciiTheme="majorHAnsi" w:eastAsiaTheme="majorEastAsia" w:hAnsiTheme="majorHAnsi" w:cstheme="majorBidi"/>
+        <w:rFonts/>
         <w:b/>
         <w:bCs/>
       </w:rPr>
@@ -3973,7 +3792,7 @@
         <w:spacing w:before="0" w:after="0" w:line="240" w:lineRule="auto"/>
       </w:pPr>
       <w:rPr>
-        <w:rFonts w:asciiTheme="majorHAnsi" w:eastAsiaTheme="majorEastAsia" w:hAnsiTheme="majorHAnsi" w:cstheme="majorBidi"/>
+        <w:rFonts/>
         <w:b/>
         <w:bCs/>
       </w:rPr>
@@ -3991,14 +3810,14 @@
     </w:tblStylePr>
     <w:tblStylePr w:type="firstCol">
       <w:rPr>
-        <w:rFonts w:asciiTheme="majorHAnsi" w:eastAsiaTheme="majorEastAsia" w:hAnsiTheme="majorHAnsi" w:cstheme="majorBidi"/>
+        <w:rFonts/>
         <w:b/>
         <w:bCs/>
       </w:rPr>
     </w:tblStylePr>
     <w:tblStylePr w:type="lastCol">
       <w:rPr>
-        <w:rFonts w:asciiTheme="majorHAnsi" w:eastAsiaTheme="majorEastAsia" w:hAnsiTheme="majorHAnsi" w:cstheme="majorBidi"/>
+        <w:rFonts/>
         <w:b/>
         <w:bCs/>
       </w:rPr>
@@ -4082,7 +3901,7 @@
         <w:spacing w:before="0" w:after="0" w:line="240" w:lineRule="auto"/>
       </w:pPr>
       <w:rPr>
-        <w:rFonts w:asciiTheme="majorHAnsi" w:eastAsiaTheme="majorEastAsia" w:hAnsiTheme="majorHAnsi" w:cstheme="majorBidi"/>
+        <w:rFonts/>
         <w:b/>
         <w:bCs/>
       </w:rPr>
@@ -4103,7 +3922,7 @@
         <w:spacing w:before="0" w:after="0" w:line="240" w:lineRule="auto"/>
       </w:pPr>
       <w:rPr>
-        <w:rFonts w:asciiTheme="majorHAnsi" w:eastAsiaTheme="majorEastAsia" w:hAnsiTheme="majorHAnsi" w:cstheme="majorBidi"/>
+        <w:rFonts/>
         <w:b/>
         <w:bCs/>
       </w:rPr>
@@ -4121,14 +3940,14 @@
     </w:tblStylePr>
     <w:tblStylePr w:type="firstCol">
       <w:rPr>
-        <w:rFonts w:asciiTheme="majorHAnsi" w:eastAsiaTheme="majorEastAsia" w:hAnsiTheme="majorHAnsi" w:cstheme="majorBidi"/>
+        <w:rFonts/>
         <w:b/>
         <w:bCs/>
       </w:rPr>
     </w:tblStylePr>
     <w:tblStylePr w:type="lastCol">
       <w:rPr>
-        <w:rFonts w:asciiTheme="majorHAnsi" w:eastAsiaTheme="majorEastAsia" w:hAnsiTheme="majorHAnsi" w:cstheme="majorBidi"/>
+        <w:rFonts/>
         <w:b/>
         <w:bCs/>
       </w:rPr>
@@ -5993,7 +5812,7 @@
     </w:tblPr>
     <w:tblStylePr w:type="firstRow">
       <w:rPr>
-        <w:rFonts w:asciiTheme="majorHAnsi" w:eastAsiaTheme="majorEastAsia" w:hAnsiTheme="majorHAnsi" w:cstheme="majorBidi"/>
+        <w:rFonts/>
       </w:rPr>
       <w:tblPr/>
       <w:tcPr>
@@ -6077,7 +5896,7 @@
     </w:tblPr>
     <w:tblStylePr w:type="firstRow">
       <w:rPr>
-        <w:rFonts w:asciiTheme="majorHAnsi" w:eastAsiaTheme="majorEastAsia" w:hAnsiTheme="majorHAnsi" w:cstheme="majorBidi"/>
+        <w:rFonts/>
       </w:rPr>
       <w:tblPr/>
       <w:tcPr>
@@ -6161,7 +5980,7 @@
     </w:tblPr>
     <w:tblStylePr w:type="firstRow">
       <w:rPr>
-        <w:rFonts w:asciiTheme="majorHAnsi" w:eastAsiaTheme="majorEastAsia" w:hAnsiTheme="majorHAnsi" w:cstheme="majorBidi"/>
+        <w:rFonts/>
       </w:rPr>
       <w:tblPr/>
       <w:tcPr>
@@ -6245,7 +6064,7 @@
     </w:tblPr>
     <w:tblStylePr w:type="firstRow">
       <w:rPr>
-        <w:rFonts w:asciiTheme="majorHAnsi" w:eastAsiaTheme="majorEastAsia" w:hAnsiTheme="majorHAnsi" w:cstheme="majorBidi"/>
+        <w:rFonts/>
       </w:rPr>
       <w:tblPr/>
       <w:tcPr>
@@ -6329,7 +6148,7 @@
     </w:tblPr>
     <w:tblStylePr w:type="firstRow">
       <w:rPr>
-        <w:rFonts w:asciiTheme="majorHAnsi" w:eastAsiaTheme="majorEastAsia" w:hAnsiTheme="majorHAnsi" w:cstheme="majorBidi"/>
+        <w:rFonts/>
       </w:rPr>
       <w:tblPr/>
       <w:tcPr>
@@ -6413,7 +6232,7 @@
     </w:tblPr>
     <w:tblStylePr w:type="firstRow">
       <w:rPr>
-        <w:rFonts w:asciiTheme="majorHAnsi" w:eastAsiaTheme="majorEastAsia" w:hAnsiTheme="majorHAnsi" w:cstheme="majorBidi"/>
+        <w:rFonts/>
       </w:rPr>
       <w:tblPr/>
       <w:tcPr>
@@ -6497,7 +6316,7 @@
     </w:tblPr>
     <w:tblStylePr w:type="firstRow">
       <w:rPr>
-        <w:rFonts w:asciiTheme="majorHAnsi" w:eastAsiaTheme="majorEastAsia" w:hAnsiTheme="majorHAnsi" w:cstheme="majorBidi"/>
+        <w:rFonts/>
       </w:rPr>
       <w:tblPr/>
       <w:tcPr>
@@ -6562,7 +6381,7 @@
       <w:spacing w:after="0" w:line="240" w:lineRule="auto"/>
     </w:pPr>
     <w:rPr>
-      <w:rFonts w:asciiTheme="majorHAnsi" w:eastAsiaTheme="majorEastAsia" w:hAnsiTheme="majorHAnsi" w:cstheme="majorBidi"/>
+      <w:rFonts/>
       <w:color w:val="000000" w:themeColor="text1"/>
     </w:rPr>
     <w:tblPr>
@@ -6690,7 +6509,7 @@
       <w:spacing w:after="0" w:line="240" w:lineRule="auto"/>
     </w:pPr>
     <w:rPr>
-      <w:rFonts w:asciiTheme="majorHAnsi" w:eastAsiaTheme="majorEastAsia" w:hAnsiTheme="majorHAnsi" w:cstheme="majorBidi"/>
+      <w:rFonts/>
       <w:color w:val="000000" w:themeColor="text1"/>
     </w:rPr>
     <w:tblPr>
@@ -6818,7 +6637,7 @@
       <w:spacing w:after="0" w:line="240" w:lineRule="auto"/>
     </w:pPr>
     <w:rPr>
-      <w:rFonts w:asciiTheme="majorHAnsi" w:eastAsiaTheme="majorEastAsia" w:hAnsiTheme="majorHAnsi" w:cstheme="majorBidi"/>
+      <w:rFonts/>
       <w:color w:val="000000" w:themeColor="text1"/>
     </w:rPr>
     <w:tblPr>
@@ -6946,7 +6765,7 @@
       <w:spacing w:after="0" w:line="240" w:lineRule="auto"/>
     </w:pPr>
     <w:rPr>
-      <w:rFonts w:asciiTheme="majorHAnsi" w:eastAsiaTheme="majorEastAsia" w:hAnsiTheme="majorHAnsi" w:cstheme="majorBidi"/>
+      <w:rFonts/>
       <w:color w:val="000000" w:themeColor="text1"/>
     </w:rPr>
     <w:tblPr>
@@ -7074,7 +6893,7 @@
       <w:spacing w:after="0" w:line="240" w:lineRule="auto"/>
     </w:pPr>
     <w:rPr>
-      <w:rFonts w:asciiTheme="majorHAnsi" w:eastAsiaTheme="majorEastAsia" w:hAnsiTheme="majorHAnsi" w:cstheme="majorBidi"/>
+      <w:rFonts/>
       <w:color w:val="000000" w:themeColor="text1"/>
     </w:rPr>
     <w:tblPr>
@@ -7202,7 +7021,7 @@
       <w:spacing w:after="0" w:line="240" w:lineRule="auto"/>
     </w:pPr>
     <w:rPr>
-      <w:rFonts w:asciiTheme="majorHAnsi" w:eastAsiaTheme="majorEastAsia" w:hAnsiTheme="majorHAnsi" w:cstheme="majorBidi"/>
+      <w:rFonts/>
       <w:color w:val="000000" w:themeColor="text1"/>
     </w:rPr>
     <w:tblPr>
@@ -7330,7 +7149,7 @@
       <w:spacing w:after="0" w:line="240" w:lineRule="auto"/>
     </w:pPr>
     <w:rPr>
-      <w:rFonts w:asciiTheme="majorHAnsi" w:eastAsiaTheme="majorEastAsia" w:hAnsiTheme="majorHAnsi" w:cstheme="majorBidi"/>
+      <w:rFonts/>
       <w:color w:val="000000" w:themeColor="text1"/>
     </w:rPr>
     <w:tblPr>
@@ -7969,7 +7788,7 @@
       <w:spacing w:after="0" w:line="240" w:lineRule="auto"/>
     </w:pPr>
     <w:rPr>
-      <w:rFonts w:asciiTheme="majorHAnsi" w:eastAsiaTheme="majorEastAsia" w:hAnsiTheme="majorHAnsi" w:cstheme="majorBidi"/>
+      <w:rFonts/>
       <w:color w:val="000000" w:themeColor="text1"/>
     </w:rPr>
     <w:tblPr>
@@ -8094,7 +7913,7 @@
       <w:spacing w:after="0" w:line="240" w:lineRule="auto"/>
     </w:pPr>
     <w:rPr>
-      <w:rFonts w:asciiTheme="majorHAnsi" w:eastAsiaTheme="majorEastAsia" w:hAnsiTheme="majorHAnsi" w:cstheme="majorBidi"/>
+      <w:rFonts/>
       <w:color w:val="000000" w:themeColor="text1"/>
     </w:rPr>
     <w:tblPr>
@@ -8219,7 +8038,7 @@
       <w:spacing w:after="0" w:line="240" w:lineRule="auto"/>
     </w:pPr>
     <w:rPr>
-      <w:rFonts w:asciiTheme="majorHAnsi" w:eastAsiaTheme="majorEastAsia" w:hAnsiTheme="majorHAnsi" w:cstheme="majorBidi"/>
+      <w:rFonts/>
       <w:color w:val="000000" w:themeColor="text1"/>
     </w:rPr>
     <w:tblPr>
@@ -8344,7 +8163,7 @@
       <w:spacing w:after="0" w:line="240" w:lineRule="auto"/>
     </w:pPr>
     <w:rPr>
-      <w:rFonts w:asciiTheme="majorHAnsi" w:eastAsiaTheme="majorEastAsia" w:hAnsiTheme="majorHAnsi" w:cstheme="majorBidi"/>
+      <w:rFonts/>
       <w:color w:val="000000" w:themeColor="text1"/>
     </w:rPr>
     <w:tblPr>
@@ -8469,7 +8288,7 @@
       <w:spacing w:after="0" w:line="240" w:lineRule="auto"/>
     </w:pPr>
     <w:rPr>
-      <w:rFonts w:asciiTheme="majorHAnsi" w:eastAsiaTheme="majorEastAsia" w:hAnsiTheme="majorHAnsi" w:cstheme="majorBidi"/>
+      <w:rFonts/>
       <w:color w:val="000000" w:themeColor="text1"/>
     </w:rPr>
     <w:tblPr>
@@ -8594,7 +8413,7 @@
       <w:spacing w:after="0" w:line="240" w:lineRule="auto"/>
     </w:pPr>
     <w:rPr>
-      <w:rFonts w:asciiTheme="majorHAnsi" w:eastAsiaTheme="majorEastAsia" w:hAnsiTheme="majorHAnsi" w:cstheme="majorBidi"/>
+      <w:rFonts/>
       <w:color w:val="000000" w:themeColor="text1"/>
     </w:rPr>
     <w:tblPr>
@@ -8719,7 +8538,7 @@
       <w:spacing w:after="0" w:line="240" w:lineRule="auto"/>
     </w:pPr>
     <w:rPr>
-      <w:rFonts w:asciiTheme="majorHAnsi" w:eastAsiaTheme="majorEastAsia" w:hAnsiTheme="majorHAnsi" w:cstheme="majorBidi"/>
+      <w:rFonts/>
       <w:color w:val="000000" w:themeColor="text1"/>
     </w:rPr>
     <w:tblPr>
